--- a/tools/candidates/s1-oplata-za-raboty/11-peregovory-i-perenos-sroka.docx
+++ b/tools/candidates/s1-oplata-za-raboty/11-peregovory-i-perenos-sroka.docx
@@ -51,7 +51,7 @@
           <w:b w:val="0"/>
           <w:i w:val="0"/>
         </w:rPr>
-        <w:t>Устная договорённость в споре не существует. Итог каждой встречи или звонка фиксируйте протоколом или письмом «по итогам разговора фиксируем…» и направляйте заказчику способом из файла 10.</w:t>
+        <w:t>Итог устной договорённости фиксируют документом с основанием, суммой, сроком оплаты и полномочиями подписанта. Итог каждой встречи или звонка оформляйте протоколом или письмом «по итогам разговора фиксируем…» и направляйте заказчику способом из файла 10.</w:t>
       </w:r>
     </w:p>
     <w:p>
@@ -153,7 +153,7 @@
           </w:tcPr>
           <w:p>
             <w:r>
-              <w:t>Участники от Подрядчика (должность, ФИО, полномочия)</w:t>
+              <w:t>Участники от Субподрядчика (должность, ФИО, полномочия)</w:t>
             </w:r>
           </w:p>
         </w:tc>
@@ -193,7 +193,7 @@
           </w:tcPr>
           <w:p>
             <w:r>
-              <w:t>Сумма долга по данным Подрядчика (файл 08, «Взаиморасчёты»)</w:t>
+              <w:t>Сумма долга по данным Субподрядчика (файл 08, «Взаиморасчёты»)</w:t>
             </w:r>
           </w:p>
         </w:tc>
@@ -497,7 +497,7 @@
           <w:b w:val="0"/>
           <w:i w:val="0"/>
         </w:rPr>
-        <w:t>От Заказчика: _______________ / {{ФИО}} /     От Подрядчика: _______________ / {{ФИО}} /</w:t>
+        <w:t>От Заказчика: _______________ / {{ФИО}} /     От Субподрядчика: _______________ / {{ФИО}} /</w:t>
       </w:r>
     </w:p>
     <w:p>
@@ -550,7 +550,7 @@
           <w:b w:val="0"/>
           <w:i w:val="0"/>
         </w:rPr>
-        <w:t>{{НАИМЕНОВАНИЕ_ЗАКАЗЧИКА}} (Заказчик) в лице {{ДОЛЖНОСТЬ, ФИО}}, действующего на основании {{ОСНОВАНИЕ}}, и {{НАИМЕНОВАНИЕ_ПОДРЯДЧИКА}} (Подрядчик) в лице {{ДОЛЖНОСТЬ, ФИО}}, действующего на основании {{ОСНОВАНИЕ}}, заключили настоящее соглашение о нижеследующем.</w:t>
+        <w:t>{{НАИМЕНОВАНИЕ_ЗАКАЗЧИКА}} (Заказчик) в лице {{ДОЛЖНОСТЬ, ФИО}}, действующего на основании {{ОСНОВАНИЕ}}, и {{НАИМЕНОВАНИЕ_СУБПОДРЯДЧИКА}} (Субподрядчик) в лице {{ДОЛЖНОСТЬ, ФИО}}, действующего на основании {{ОСНОВАНИЕ}}, заключили настоящее соглашение о нижеследующем.</w:t>
       </w:r>
     </w:p>
     <w:p>
@@ -558,7 +558,7 @@
         <w:pStyle w:val="ListNumber"/>
       </w:pPr>
       <w:r>
-        <w:t>Подрядчик выполнил, а Заказчик принял работы по актам, перечисленным в таблице 1. Заказчик подтверждает задолженность по оплате этих работ в сумме {{СУММА_ДОЛГА}} руб. по состоянию на {{ДАТА}}.</w:t>
+        <w:t>Субподрядчик выполнил, а Заказчик принял работы по актам, перечисленным в таблице 1. Заказчик подтверждает задолженность по оплате этих работ в сумме {{СУММА_ДОЛГА}} руб. по состоянию на {{ДАТА}}.</w:t>
       </w:r>
     </w:p>
     <w:p>
@@ -574,7 +574,7 @@
         <w:pStyle w:val="ListNumber"/>
       </w:pPr>
       <w:r>
-        <w:t>Вариант (выбрать одно, лишнее удалить): (а) Заказчик уплачивает проценты за пользование чужими денежными средствами за период с {{ДАТА_НАЧАЛА_ПРОСРОЧКИ}} по дату подписания настоящего соглашения в сумме {{СУММА}} руб. в срок до {{ДАТА}}; (б) при оплате в соответствии с графиком Подрядчик не предъявляет требований об уплате процентов за период до подписания соглашения; при нарушении графика это условие не применяется.</w:t>
+        <w:t>Вариант (выбрать одно, лишнее удалить): (а) Заказчик уплачивает проценты за пользование чужими денежными средствами за период с {{ДАТА_НАЧАЛА_ПРОСРОЧКИ}} по дату подписания настоящего соглашения в сумме {{СУММА}} руб. в срок до {{ДАТА}}; (б) при оплате в соответствии с графиком Субподрядчик не предъявляет требований об уплате процентов за период до подписания соглашения; при нарушении графика это условие не применяется.</w:t>
       </w:r>
     </w:p>
     <w:p>
@@ -582,7 +582,7 @@
         <w:pStyle w:val="ListNumber"/>
       </w:pPr>
       <w:r>
-        <w:t>При нарушении Заказчиком срока любого платежа по графику более чем на {{ЧИСЛО}} календарных дней Подрядчик вправе потребовать оплаты всей оставшейся задолженности, направив письменное требование; оставшаяся задолженность подлежит оплате в течение {{ЧИСЛО}} рабочих дней с даты получения требования.</w:t>
+        <w:t>При нарушении Заказчиком срока любого платежа по графику более чем на {{ЧИСЛО}} календарных дней Субподрядчик вправе потребовать оплаты всей оставшейся задолженности, направив письменное требование; оставшаяся задолженность подлежит оплате в течение {{ЧИСЛО}} рабочих дней с даты получения требования.</w:t>
       </w:r>
     </w:p>
     <w:p>
@@ -1205,7 +1205,7 @@
               <w:rPr>
                 <w:b/>
               </w:rPr>
-              <w:t>Подрядчик</w:t>
+              <w:t>Субподрядчик</w:t>
             </w:r>
           </w:p>
         </w:tc>
@@ -1306,7 +1306,7 @@
           <w:b w:val="0"/>
           <w:i/>
         </w:rPr>
-        <w:t>После подписания: внесите новую дату в файл 02 (лист «Маршрут», вопрос о двустороннем соглашении — «Да»; новую дату — в строку последнего дня срока) и каждый платёж графика — в лист «Контроль ответа».</w:t>
+        <w:t>После подписания: внесите новую дату в файл 02, лист «Маршрут», строка последнего дня срока оплаты, и каждый платёж графика — в лист «Контроль ответа».</w:t>
       </w:r>
     </w:p>
     <w:p>

--- a/tools/candidates/s1-oplata-za-raboty/11-peregovory-i-perenos-sroka.docx
+++ b/tools/candidates/s1-oplata-za-raboty/11-peregovory-i-perenos-sroka.docx
@@ -26,7 +26,7 @@
         <w:t xml:space="preserve">Важно, прочитайте до использования. </w:t>
       </w:r>
       <w:r>
-        <w:t>Это рабочий шаблон, а не юридическая консультация и не гарантия взыскания. Система рассчитана на одну ситуацию: работы приняты, задолженность и взаиморасчёты подтверждены документами, срок оплаты истёк. Приоритет всегда у условий вашего договора. Если заказчик удерживает оплату, заявляет зачёт, неустойку, недостатки или встречное требование, оспаривает подпись или объёмы, направил мотивированный отказ, работы сданы односторонним актом или есть признаки банкротства — это границы системы: откройте файл 01 и действуйте по строке своей границы. Ставок, сроков и размеров пошлин числом в тексте нет намеренно: они меняются, а файл сам не обновляется — берите их из названного источника на дату документа.</w:t>
+        <w:t>Это рабочий шаблон, а не юридическая консультация и не гарантия взыскания. Маршрут задолженности (шаги 6–12) рассчитан на одну ситуацию: работы приняты, задолженность и взаиморасчёты подтверждены документами, срок оплаты истёк; пока это не так, система ведёт к оформлению и сдаче работ. Приоритет всегда у условий вашего договора. Если заказчик удерживает оплату, заявляет зачёт, неустойку, недостатки или встречное требование, оспаривает подпись или объёмы, направил мотивированный отказ, работы сданы односторонним актом или есть признаки банкротства — это границы системы: откройте файл 01 и действуйте по строке своей границы. Ставок, сроков и размеров пошлин числом в тексте нет намеренно: они меняются, а файл сам не обновляется — берите их из названного источника на дату документа.</w:t>
       </w:r>
     </w:p>
     <w:p>
